--- a/docs/documentos-funcionales/14-accesos-rapidos-pendientes.docx
+++ b/docs/documentos-funcionales/14-accesos-rapidos-pendientes.docx
@@ -14,7 +14,7 @@
           <w:sz w:val="18"/>
           <w:szCs w:val="18"/>
         </w:rPr>
-        <w:t xml:space="preserve">BBVA MI CASA — PROTOTIPO FUNCIONAL</w:t>
+        <w:t xml:space="preserve">BBVA MI CASA — REQUERIMIENTOS FUNCIONALES</w:t>
       </w:r>
     </w:p>
     <w:p>
@@ -43,26 +43,7 @@
           <w:sz w:val="20"/>
           <w:szCs w:val="20"/>
         </w:rPr>
-        <w:t xml:space="preserve">Documento funcional  ·  15 de septiembre de 2026</w:t>
-      </w:r>
-    </w:p>
-    <w:p>
-      <w:pPr>
-        <w:pBdr>
-          <w:left w:val="single" w:color="004481" w:sz="18" w:space="8"/>
-        </w:pBdr>
-        <w:spacing w:after="60"/>
-        <w:ind w:left="200"/>
-      </w:pPr>
-      <w:r>
-        <w:rPr>
-          <w:i/>
-          <w:iCs/>
-          <w:color w:val="5B6B7A"/>
-          <w:sz w:val="20"/>
-          <w:szCs w:val="20"/>
-        </w:rPr>
-        <w:t xml:space="preserve">Nota de alcance: este documento describe el funcionamiento de una MAQUETA / PROTOTIPO FUNCIONAL de BBVA Mi Casa (una interfaz navegable con datos y reglas de ejemplo, sin backend ni integraciones reales), no la documentación de un proyecto en producción. Donde algo hoy está simulado, mockeado o pendiente de definición, se aclara explícitamente en las secciones de Integraciones, Seguridad y Pendientes.</w:t>
+        <w:t xml:space="preserve">Requerimiento funcional  ·  15 de septiembre de 2026</w:t>
       </w:r>
     </w:p>
     <w:p>
@@ -87,7 +68,7 @@
         <w:spacing w:after="140"/>
       </w:pPr>
       <w:r>
-        <w:t xml:space="preserve">Documentar explícitamente los puntos de la interfaz que ya están construidos visualmente pero cuyo contenido o funcionalidad real todavía no fue definido por negocio, para que ningún equipo los dé por "terminados".</w:t>
+        <w:t xml:space="preserve">Dejar registro explícito de los puntos de la interfaz que ya están construidos visualmente pero cuya función real todavía no fue definida por negocio, para que ningún equipo los dé por terminados.</w:t>
       </w:r>
     </w:p>
     <w:p>
@@ -118,33 +99,33 @@
           <w:bCs/>
           <w:color w:val="0B1F3A"/>
         </w:rPr>
-        <w:t xml:space="preserve">Incluye en este prototipo</w:t>
-      </w:r>
-    </w:p>
-    <w:p>
-      <w:pPr>
-        <w:pStyle w:val="ListParagraph"/>
-        <w:numPr>
-          <w:ilvl w:val="0"/>
-          <w:numId w:val="2"/>
-        </w:numPr>
-        <w:spacing w:after="90"/>
-      </w:pPr>
-      <w:r>
-        <w:t xml:space="preserve">Las 3 cards de accesos rápidos debajo del buscador de Inicio: "Conocer emprendimientos e inversiones", "Ser cliente BBVA para obtener una mejor tasa" y "Simular crédito para reformas" — hoy llevan a una pantalla genérica que muestra el título tocado y el texto "Contenido pendiente de definición".</w:t>
-      </w:r>
-    </w:p>
-    <w:p>
-      <w:pPr>
-        <w:pStyle w:val="ListParagraph"/>
-        <w:numPr>
-          <w:ilvl w:val="0"/>
-          <w:numId w:val="2"/>
-        </w:numPr>
-        <w:spacing w:after="90"/>
-      </w:pPr>
-      <w:r>
-        <w:t xml:space="preserve">El botón "Contactar asesor" del header de desktop (entre "Simula tu Crédito" y "Ayuda") — hoy despliega las opciones "Contactar asesor hipotecario" / "Contactar asesor inmobiliario", pero ninguna tiene acción: no navegan ni abren WhatsApp.</w:t>
+        <w:t xml:space="preserve">Incluye</w:t>
+      </w:r>
+    </w:p>
+    <w:p>
+      <w:pPr>
+        <w:pStyle w:val="ListParagraph"/>
+        <w:numPr>
+          <w:ilvl w:val="0"/>
+          <w:numId w:val="2"/>
+        </w:numPr>
+        <w:spacing w:after="90"/>
+      </w:pPr>
+      <w:r>
+        <w:t xml:space="preserve">Las 3 cards de accesos rápidos debajo del buscador de Inicio: "Conocer emprendimientos e inversiones", "Ser cliente BBVA para obtener una mejor tasa" y "Simular crédito para reformas".</w:t>
+      </w:r>
+    </w:p>
+    <w:p>
+      <w:pPr>
+        <w:pStyle w:val="ListParagraph"/>
+        <w:numPr>
+          <w:ilvl w:val="0"/>
+          <w:numId w:val="2"/>
+        </w:numPr>
+        <w:spacing w:after="90"/>
+      </w:pPr>
+      <w:r>
+        <w:t xml:space="preserve">El botón "Contactar asesor" del header de desktop (entre "Simula tu Crédito" y "Ayuda"), con las opciones "Contactar asesor hipotecario" / "Contactar asesor inmobiliario".</w:t>
       </w:r>
     </w:p>
     <w:p>
@@ -158,20 +139,20 @@
           <w:bCs/>
           <w:color w:val="0B1F3A"/>
         </w:rPr>
-        <w:t xml:space="preserve">No incluye</w:t>
-      </w:r>
-    </w:p>
-    <w:p>
-      <w:pPr>
-        <w:pStyle w:val="ListParagraph"/>
-        <w:numPr>
-          <w:ilvl w:val="0"/>
-          <w:numId w:val="2"/>
-        </w:numPr>
-        <w:spacing w:after="90"/>
-      </w:pPr>
-      <w:r>
-        <w:t xml:space="preserve">Ninguna lógica real — es, por diseño, la lista de "huecos" conocidos del prototipo a esta fecha.</w:t>
+        <w:t xml:space="preserve">Fuera de alcance</w:t>
+      </w:r>
+    </w:p>
+    <w:p>
+      <w:pPr>
+        <w:pStyle w:val="ListParagraph"/>
+        <w:numPr>
+          <w:ilvl w:val="0"/>
+          <w:numId w:val="2"/>
+        </w:numPr>
+        <w:spacing w:after="90"/>
+      </w:pPr>
+      <w:r>
+        <w:t xml:space="preserve">No aplica — este documento es, en sí mismo, el registro de lo pendiente de definir.</w:t>
       </w:r>
     </w:p>
     <w:p>
@@ -201,7 +182,7 @@
         <w:spacing w:after="90"/>
       </w:pPr>
       <w:r>
-        <w:t xml:space="preserve">Cualquier usuario puede tocar estos elementos, sin que ocurra nada más que ver el aviso de contenido pendiente.</w:t>
+        <w:t xml:space="preserve">Cualquier usuario puede ver estos elementos en la interfaz.</w:t>
       </w:r>
     </w:p>
     <w:p>
@@ -231,20 +212,7 @@
         <w:spacing w:after="90"/>
       </w:pPr>
       <w:r>
-        <w:t xml:space="preserve">El usuario toca cualquiera de los 3 accesos rápidos de Inicio → ve una pantalla con el título correspondiente y el texto "Contenido pendiente de definición".</w:t>
-      </w:r>
-    </w:p>
-    <w:p>
-      <w:pPr>
-        <w:pStyle w:val="ListParagraph"/>
-        <w:numPr>
-          <w:ilvl w:val="0"/>
-          <w:numId w:val="3"/>
-        </w:numPr>
-        <w:spacing w:after="90"/>
-      </w:pPr>
-      <w:r>
-        <w:t xml:space="preserve">El usuario abre "Contactar asesor" en el header de desktop → ve las 2 opciones, sin poder tocarlas.</w:t>
+        <w:t xml:space="preserve">Los 3 accesos rápidos y el botón "Contactar asesor" están visibles y son interactivos en la interfaz, a la espera de que negocio defina qué debe pasar al usarlos.</w:t>
       </w:r>
     </w:p>
     <w:p>
@@ -274,144 +242,114 @@
         <w:spacing w:after="90"/>
       </w:pPr>
       <w:r>
-        <w:t xml:space="preserve">Ninguna.</w:t>
-      </w:r>
-    </w:p>
-    <w:p>
-      <w:pPr>
-        <w:pStyle w:val="Heading2"/>
-        <w:pBdr>
-          <w:bottom w:val="single" w:color="D9DEE4" w:sz="4" w:space="4"/>
-        </w:pBdr>
-        <w:spacing w:after="120" w:before="300"/>
-      </w:pPr>
-      <w:r>
-        <w:rPr>
-          <w:b/>
-          <w:bCs/>
-          <w:color w:val="004481"/>
-        </w:rPr>
-        <w:t xml:space="preserve">6. Datos que maneja — equipo de Data</w:t>
-      </w:r>
-    </w:p>
-    <w:p>
-      <w:pPr>
-        <w:pStyle w:val="ListParagraph"/>
-        <w:numPr>
-          <w:ilvl w:val="0"/>
-          <w:numId w:val="2"/>
-        </w:numPr>
-        <w:spacing w:after="90"/>
-      </w:pPr>
-      <w:r>
-        <w:t xml:space="preserve">Ninguno.</w:t>
-      </w:r>
-    </w:p>
-    <w:p>
-      <w:pPr>
-        <w:pStyle w:val="Heading2"/>
-        <w:pBdr>
-          <w:bottom w:val="single" w:color="D9DEE4" w:sz="4" w:space="4"/>
-        </w:pBdr>
-        <w:spacing w:after="120" w:before="300"/>
-      </w:pPr>
-      <w:r>
-        <w:rPr>
-          <w:b/>
-          <w:bCs/>
-          <w:color w:val="004481"/>
-        </w:rPr>
-        <w:t xml:space="preserve">7. Integraciones y dependencias — equipo de Infraestructura</w:t>
-      </w:r>
-    </w:p>
-    <w:p>
-      <w:pPr>
-        <w:pStyle w:val="ListParagraph"/>
-        <w:numPr>
-          <w:ilvl w:val="0"/>
-          <w:numId w:val="2"/>
-        </w:numPr>
-        <w:spacing w:after="90"/>
-      </w:pPr>
-      <w:r>
-        <w:t xml:space="preserve">Ninguna.</w:t>
-      </w:r>
-    </w:p>
-    <w:p>
-      <w:pPr>
-        <w:pStyle w:val="Heading2"/>
-        <w:pBdr>
-          <w:bottom w:val="single" w:color="D9DEE4" w:sz="4" w:space="4"/>
-        </w:pBdr>
-        <w:spacing w:after="120" w:before="300"/>
-      </w:pPr>
-      <w:r>
-        <w:rPr>
-          <w:b/>
-          <w:bCs/>
-          <w:color w:val="004481"/>
-        </w:rPr>
-        <w:t xml:space="preserve">8. Consideraciones de seguridad — equipo de Seguridad</w:t>
-      </w:r>
-    </w:p>
-    <w:p>
-      <w:pPr>
-        <w:pStyle w:val="ListParagraph"/>
-        <w:numPr>
-          <w:ilvl w:val="0"/>
-          <w:numId w:val="2"/>
-        </w:numPr>
-        <w:spacing w:after="90"/>
-      </w:pPr>
-      <w:r>
-        <w:t xml:space="preserve">Sin superficie de riesgo: no hay ninguna acción real detrás de estos elementos.</w:t>
-      </w:r>
-    </w:p>
-    <w:p>
-      <w:pPr>
-        <w:pStyle w:val="Heading2"/>
-        <w:pBdr>
-          <w:bottom w:val="single" w:color="D9DEE4" w:sz="4" w:space="4"/>
-        </w:pBdr>
-        <w:spacing w:after="120" w:before="300"/>
-      </w:pPr>
-      <w:r>
-        <w:rPr>
-          <w:b/>
-          <w:bCs/>
-          <w:color w:val="004481"/>
-        </w:rPr>
-        <w:t xml:space="preserve">9. Limitaciones conocidas del prototipo</w:t>
-      </w:r>
-    </w:p>
-    <w:p>
-      <w:pPr>
-        <w:pStyle w:val="ListParagraph"/>
-        <w:numPr>
-          <w:ilvl w:val="0"/>
-          <w:numId w:val="2"/>
-        </w:numPr>
-        <w:spacing w:after="90"/>
-      </w:pPr>
-      <w:r>
-        <w:t xml:space="preserve">Este módulo ES, en sí mismo, la lista de limitaciones/pendientes — no aplica separar una sección de la otra.</w:t>
-      </w:r>
-    </w:p>
-    <w:p>
-      <w:pPr>
-        <w:pStyle w:val="Heading2"/>
-        <w:pBdr>
-          <w:bottom w:val="single" w:color="D9DEE4" w:sz="4" w:space="4"/>
-        </w:pBdr>
-        <w:spacing w:after="120" w:before="300"/>
-      </w:pPr>
-      <w:r>
-        <w:rPr>
-          <w:b/>
-          <w:bCs/>
-          <w:color w:val="004481"/>
-        </w:rPr>
-        <w:t xml:space="preserve">10. Pendientes / decisiones abiertas</w:t>
+        <w:t xml:space="preserve">No aplica hasta que se defina la función real de cada elemento.</w:t>
+      </w:r>
+    </w:p>
+    <w:p>
+      <w:pPr>
+        <w:pStyle w:val="Heading2"/>
+        <w:pBdr>
+          <w:bottom w:val="single" w:color="D9DEE4" w:sz="4" w:space="4"/>
+        </w:pBdr>
+        <w:spacing w:after="120" w:before="300"/>
+      </w:pPr>
+      <w:r>
+        <w:rPr>
+          <w:b/>
+          <w:bCs/>
+          <w:color w:val="004481"/>
+        </w:rPr>
+        <w:t xml:space="preserve">6. Requerimientos de datos — equipo de Data</w:t>
+      </w:r>
+    </w:p>
+    <w:p>
+      <w:pPr>
+        <w:pStyle w:val="ListParagraph"/>
+        <w:numPr>
+          <w:ilvl w:val="0"/>
+          <w:numId w:val="2"/>
+        </w:numPr>
+        <w:spacing w:after="90"/>
+      </w:pPr>
+      <w:r>
+        <w:t xml:space="preserve">No aplica hasta que se defina la función real de cada elemento.</w:t>
+      </w:r>
+    </w:p>
+    <w:p>
+      <w:pPr>
+        <w:pStyle w:val="Heading2"/>
+        <w:pBdr>
+          <w:bottom w:val="single" w:color="D9DEE4" w:sz="4" w:space="4"/>
+        </w:pBdr>
+        <w:spacing w:after="120" w:before="300"/>
+      </w:pPr>
+      <w:r>
+        <w:rPr>
+          <w:b/>
+          <w:bCs/>
+          <w:color w:val="004481"/>
+        </w:rPr>
+        <w:t xml:space="preserve">7. Integraciones e infraestructura — equipo de Infraestructura</w:t>
+      </w:r>
+    </w:p>
+    <w:p>
+      <w:pPr>
+        <w:pStyle w:val="ListParagraph"/>
+        <w:numPr>
+          <w:ilvl w:val="0"/>
+          <w:numId w:val="2"/>
+        </w:numPr>
+        <w:spacing w:after="90"/>
+      </w:pPr>
+      <w:r>
+        <w:t xml:space="preserve">No aplica hasta que se defina la función real de cada elemento.</w:t>
+      </w:r>
+    </w:p>
+    <w:p>
+      <w:pPr>
+        <w:pStyle w:val="Heading2"/>
+        <w:pBdr>
+          <w:bottom w:val="single" w:color="D9DEE4" w:sz="4" w:space="4"/>
+        </w:pBdr>
+        <w:spacing w:after="120" w:before="300"/>
+      </w:pPr>
+      <w:r>
+        <w:rPr>
+          <w:b/>
+          <w:bCs/>
+          <w:color w:val="004481"/>
+        </w:rPr>
+        <w:t xml:space="preserve">8. Requerimientos de seguridad — equipo de Seguridad</w:t>
+      </w:r>
+    </w:p>
+    <w:p>
+      <w:pPr>
+        <w:pStyle w:val="ListParagraph"/>
+        <w:numPr>
+          <w:ilvl w:val="0"/>
+          <w:numId w:val="2"/>
+        </w:numPr>
+        <w:spacing w:after="90"/>
+      </w:pPr>
+      <w:r>
+        <w:t xml:space="preserve">No aplica hasta que se defina la función real de cada elemento.</w:t>
+      </w:r>
+    </w:p>
+    <w:p>
+      <w:pPr>
+        <w:pStyle w:val="Heading2"/>
+        <w:pBdr>
+          <w:bottom w:val="single" w:color="D9DEE4" w:sz="4" w:space="4"/>
+        </w:pBdr>
+        <w:spacing w:after="120" w:before="300"/>
+      </w:pPr>
+      <w:r>
+        <w:rPr>
+          <w:b/>
+          <w:bCs/>
+          <w:color w:val="004481"/>
+        </w:rPr>
+        <w:t xml:space="preserve">9. Pendientes / decisiones abiertas</w:t>
       </w:r>
     </w:p>
     <w:p>
@@ -437,7 +375,7 @@
         <w:spacing w:after="90"/>
       </w:pPr>
       <w:r>
-        <w:t xml:space="preserve">Definir si "Contactar asesor" del header debe reusar el mismo flujo de WhatsApp del Módulo 10, o si necesita uno propio para consultas generales sin propiedad ni simulación asociada.</w:t>
+        <w:t xml:space="preserve">Definir si "Contactar asesor" del header debe reusar el mismo canal del Módulo 10, o si necesita uno propio para consultas generales sin propiedad ni simulación asociada.</w:t>
       </w:r>
     </w:p>
     <w:sectPr>
